--- a/RQ1_Model_Training_xboost/RQ1_docx/Tai_lieu_ho_tro/Cam_Nang_Toan_Dien_XGBoost_KLTN.docx
+++ b/RQ1_Model_Training_xboost/RQ1_docx/Tai_lieu_ho_tro/Cam_Nang_Toan_Dien_XGBoost_KLTN.docx
@@ -18,6 +18,15 @@
         <w:t>(EXTREME GRADIENT BOOSTING)</w:t>
         <w:br/>
         <w:t>TRONG HỆ THỐNG PHÁT HIỆN XÂM NHẬP MẠNG (NIDS)</w:t>
+      </w:r>
+    </w:p>
+    <w:p>
+      <w:pPr>
+        <w:spacing w:before="500" w:after="160"/>
+        <w:jc w:val="center"/>
+      </w:pPr>
+      <w:r>
+        <w:t>Đính chính ngày 16/10/2026: FPR đo Benign bị báo thành Attack (0.2324%); FNR đo Attack bị bỏ sót thành Benign (5.7481%). Số liệu lấy từ ma trận test 700,000 flow. Cột tuning cũ được đổi tên thành FNR; chưa có FPR từng cấu hình. Không suy ra FPR live từ số liệu offline.</w:t>
       </w:r>
     </w:p>
     <w:p>
@@ -279,7 +288,7 @@
           </w:tcPr>
           <w:p>
             <w:r>
-              <w:t>Accuracy = 97.91%, Macro Precision = 90.84%, Macro F1 = 85.81%, FPR Benign = 5.75%</w:t>
+              <w:t xml:space="preserve">Accuracy = 97.91%, Macro Precision = 90.84%, Macro F1 = 85.81%, FPR Benign = 0.2324%</w:t>
             </w:r>
           </w:p>
         </w:tc>
@@ -1828,11 +1837,11 @@
     </w:p>
     <w:p>
       <w:r>
-        <w:t>• Tại sao không chọn depth = 4 hoặc 6? Vì mô hình bị Underfitting, không đủ dung lượng để phân tách các lớp tấn công tinh vi (Infiltration, Web Attack), khiến Macro F1 chỉ đạt 84.56% và FPR trên Benign cao (6.11%).</w:t>
+        <w:t xml:space="preserve">• Tại sao không chọn depth = 4 hoặc 6? Vì mô hình bị Underfitting, không đủ dung lượng để phân tách các lớp tấn công tinh vi (Infiltration, Web Attack), khiến Macro F1 chỉ đạt 84.56% và FNR trên Attack khoảng 6.11%.</w:t>
         <w:br/>
         <w:t>• Tại sao không chọn depth = 12? Vì mô hình bắt đầu bị Overfitting nhẹ, kích thước cây quá sâu làm tăng nguy cơ ghi nhớ nhiễu, thời gian train tăng vọt lên 344.8 giây (gấp hơn 2 lần) và độ trễ suy luận tăng, gây khó khăn cho việc xử lý Real-time (RQ3).</w:t>
         <w:br/>
-        <w:t>• Cấu hình max_depth=8, lr=0.08, n_estimators=100 chính là 'Sweet Spot' cân bằng hoàn hảo giữa Khả năng phân loại (Macro F1 = 85.81%, Macro Precision = 90.84%), Hạn chế báo động giả (FPR = 5.75%) và Tốc độ thực thi (chỉ mất 160.33 giây).</w:t>
+        <w:t xml:space="preserve">• Cấu hình max_depth=8, lr=0.08, n_estimators=100 chính là 'Sweet Spot' cân bằng hoàn hảo giữa Khả năng phân loại (Macro F1 = 85.81%, Macro Precision = 90.84%), FPR trên tập test là 0.2324% và Tốc độ thực thi (chỉ mất 160.33 giây).</w:t>
       </w:r>
     </w:p>
     <w:p>
@@ -1871,7 +1880,7 @@
         <w:t>5. Weighted F1-score (97.32%): Thước đo hiệu năng theo tỷ trọng lưu lượng thực tế hàng ngày trên đường truyền gateway mạng.</w:t>
         <w:br/>
         <w:br/>
-        <w:t>6. FPR trên Benign (5.7481% - Sub-RQ 1.2): Tỷ lệ báo động giả trên lưu lượng người dùng sạch. Giữ FPR ở mức thấp (5.75%) giúp ngăn ngừa triệt để hội chứng 'Tê liệt cảnh báo' (Alert Fatigue) trong trung tâm SOC.</w:t>
+        <w:t xml:space="preserve">6. FPR trên Benign (0.2324% - Sub-RQ 1.2): Tỷ lệ báo động giả trên lưu lượng người dùng sạch. FPR offline là 0.2324%; FNR là 5.7481%. Cần đánh giá tải cảnh báo trên traffic thực tế trước khi kết luận về SOC.</w:t>
       </w:r>
     </w:p>
     <w:p>
@@ -1906,7 +1915,7 @@
       <w:r>
         <w:t>Trả lời mẫu:</w:t>
         <w:br/>
-        <w:t>• So với Random Forest: XGBoost vượt trội hơn toàn diện trên số liệu thực nghiệm thực tế (Macro Precision đạt 90.84% so với 78.65% của RF; Macro F1 đạt 85.81% so với 80.81% của RF; giảm hơn 10,000 cảnh báo giả trên Benign). Về mặt thuật toán, cơ chế Boosting tuần tự và tối ưu Gradient bậc 2 giúp XGBoost liên tục sửa sai ở các lớp hiếm tốt hơn cơ chế Bagging của RF.</w:t>
+        <w:t xml:space="preserve">• So với Random Forest: XGBoost vượt trội hơn toàn diện trên số liệu thực nghiệm thực tế (Macro Precision đạt 90.84% so với 78.65% của RF; Macro F1 đạt 85.81% so với 80.81% của RF; FPR XGBoost là 0.2324%; chưa đối chiếu FPR của RF). Về mặt thuật toán, cơ chế Boosting tuần tự và tối ưu Gradient bậc 2 giúp XGBoost liên tục sửa sai ở các lớp hiếm tốt hơn cơ chế Bagging của RF.</w:t>
         <w:br/>
         <w:t>• So với Deep Learning: Dữ liệu mạng dạng bảng (Tabular Flow Features) đã được các nghiên cứu khoa học quốc tế (như Grinsztajn et al., NeurIPS) chứng minh là Tree-based Models như XGBoost luôn vượt trội hơn Mạng nơ-ron sâu về độ chính xác, không cần chuẩn hóa phức tạp và đặc biệt là hỗ trợ giải thích trực tiếp qua TreeSHAP với tốc độ nhanh gấp hàng nghìn lần.</w:t>
       </w:r>
